--- a/dokumentasi_halaman_ipos5/11_Gate_Monitoring.docx
+++ b/dokumentasi_halaman_ipos5/11_Gate_Monitoring.docx
@@ -3,65 +3,112 @@
 <w:document xmlns:wpc="http://schemas.microsoft.com/office/word/2010/wordprocessingCanvas" xmlns:mo="http://schemas.microsoft.com/office/mac/office/2008/main" xmlns:mc="http://schemas.openxmlformats.org/markup-compatibility/2006" xmlns:mv="urn:schemas-microsoft-com:mac:vml" xmlns:o="urn:schemas-microsoft-com:office:office" xmlns:r="http://schemas.openxmlformats.org/officeDocument/2006/relationships" xmlns:m="http://schemas.openxmlformats.org/officeDocument/2006/math" xmlns:v="urn:schemas-microsoft-com:vml" xmlns:wp14="http://schemas.microsoft.com/office/word/2010/wordprocessingDrawing" xmlns:wp="http://schemas.openxmlformats.org/drawingml/2006/wordprocessingDrawing" xmlns:w10="urn:schemas-microsoft-com:office:word" xmlns:w="http://schemas.openxmlformats.org/wordprocessingml/2006/main" xmlns:w14="http://schemas.microsoft.com/office/word/2010/wordml" xmlns:wpg="http://schemas.microsoft.com/office/word/2010/wordprocessingGroup" xmlns:wpi="http://schemas.microsoft.com/office/word/2010/wordprocessingInk" xmlns:wne="http://schemas.microsoft.com/office/word/2006/wordml" xmlns:wps="http://schemas.microsoft.com/office/word/2010/wordprocessingShape" mc:Ignorable="w14 wp14">
   <w:body>
     <w:p>
-      <w:pPr>
-        <w:spacing w:after="80"/>
-      </w:pPr>
       <w:r>
         <w:rPr>
           <w:rFonts w:ascii="Arial" w:hAnsi="Arial"/>
           <w:b/>
-          <w:color w:val="0D1B38"/>
-          <w:sz w:val="36"/>
+          <w:color w:val="003366"/>
+          <w:sz w:val="30"/>
         </w:rPr>
-        <w:t>DOKUMENTASI TEKNIS HALAMAN</w:t>
-        <w:br/>
-        <w:t>HALAMAN 11 — GATE MONITORING (TRANSIT GATE TERMINAL HUB)</w:t>
+        <w:t>DOKUMENTASI TEKNIS &amp; OPERASIONAL HALAMAN</w:t>
+      </w:r>
+    </w:p>
+    <w:p>
+      <w:r>
+        <w:rPr>
+          <w:b/>
+          <w:color w:val="CC3300"/>
+          <w:sz w:val="23"/>
+        </w:rPr>
+        <w:t>HALAMAN 11 — GATE MONITORING &amp; TRANSIT PIPELINE</w:t>
       </w:r>
     </w:p>
     <w:p>
       <w:pPr>
-        <w:spacing w:after="280"/>
+        <w:pStyle w:val="Heading2"/>
       </w:pPr>
       <w:r>
         <w:rPr>
-          <w:rFonts w:ascii="Arial" w:hAnsi="Arial"/>
           <w:b/>
-          <w:color w:val="E8431F"/>
-          <w:sz w:val="20"/>
+          <w:color w:val="003366"/>
+          <w:sz w:val="21"/>
         </w:rPr>
-        <w:t>IPOS5 Routing &amp; Schedule Management System — PT Pos Indonesia (Persero)</w:t>
+        <w:t>📌 METADATA &amp; INTEGRASI SISTEM</w:t>
       </w:r>
     </w:p>
     <w:tbl>
       <w:tblPr>
         <w:tblW w:type="auto" w:w="0"/>
         <w:jc w:val="center"/>
-        <w:tblLayout w:type="fixed"/>
         <w:tblLook w:firstColumn="1" w:firstRow="1" w:lastColumn="0" w:lastRow="0" w:noHBand="0" w:noVBand="1" w:val="04A0"/>
       </w:tblPr>
       <w:tblGrid>
-        <w:gridCol w:w="4824"/>
-        <w:gridCol w:w="4824"/>
+        <w:gridCol w:w="4968"/>
+        <w:gridCol w:w="4968"/>
       </w:tblGrid>
       <w:tr>
         <w:tc>
           <w:tcPr>
             <w:tcW w:type="dxa" w:w="3168"/>
-            <w:shd w:fill="0D1B38"/>
+            <w:shd w:fill="003366"/>
             <w:tcMar>
-              <w:top w:w="120" w:type="dxa"/>
-              <w:bottom w:w="120" w:type="dxa"/>
-              <w:left w:w="150" w:type="dxa"/>
-              <w:right w:w="150" w:type="dxa"/>
+              <w:top w:w="60" w:type="dxa"/>
+              <w:bottom w:w="60" w:type="dxa"/>
+              <w:left w:w="80" w:type="dxa"/>
+              <w:right w:w="80" w:type="dxa"/>
             </w:tcMar>
           </w:tcPr>
           <w:p>
             <w:r>
               <w:rPr>
-                <w:rFonts w:ascii="Arial" w:hAnsi="Arial"/>
                 <w:b/>
                 <w:color w:val="FFFFFF"/>
-                <w:sz w:val="19"/>
+                <w:sz w:val="18"/>
+              </w:rPr>
+              <w:t>Parameter</w:t>
+            </w:r>
+          </w:p>
+        </w:tc>
+        <w:tc>
+          <w:tcPr>
+            <w:tcW w:type="dxa" w:w="6624"/>
+            <w:shd w:fill="003366"/>
+            <w:tcMar>
+              <w:top w:w="60" w:type="dxa"/>
+              <w:bottom w:w="60" w:type="dxa"/>
+              <w:left w:w="80" w:type="dxa"/>
+              <w:right w:w="80" w:type="dxa"/>
+            </w:tcMar>
+          </w:tcPr>
+          <w:p>
+            <w:r>
+              <w:rPr>
+                <w:b/>
+                <w:color w:val="FFFFFF"/>
+                <w:sz w:val="18"/>
+              </w:rPr>
+              <w:t>Nilai / Spesifikasi Sistem</w:t>
+            </w:r>
+          </w:p>
+        </w:tc>
+      </w:tr>
+      <w:tr>
+        <w:tc>
+          <w:tcPr>
+            <w:tcW w:type="dxa" w:w="3168"/>
+            <w:shd w:fill="FFFFFF"/>
+            <w:tcMar>
+              <w:top w:w="60" w:type="dxa"/>
+              <w:bottom w:w="60" w:type="dxa"/>
+              <w:left w:w="80" w:type="dxa"/>
+              <w:right w:w="80" w:type="dxa"/>
+            </w:tcMar>
+          </w:tcPr>
+          <w:p>
+            <w:r>
+              <w:rPr>
+                <w:b/>
+                <w:sz w:val="17"/>
               </w:rPr>
               <w:t>Nama Modul</w:t>
             </w:r>
@@ -69,21 +116,19 @@
         </w:tc>
         <w:tc>
           <w:tcPr>
-            <w:tcW w:type="dxa" w:w="6480"/>
-            <w:shd w:fill="F8FAFC"/>
+            <w:tcW w:type="dxa" w:w="6624"/>
+            <w:shd w:fill="FFFFFF"/>
             <w:tcMar>
-              <w:top w:w="120" w:type="dxa"/>
-              <w:bottom w:w="120" w:type="dxa"/>
-              <w:left w:w="150" w:type="dxa"/>
-              <w:right w:w="150" w:type="dxa"/>
+              <w:top w:w="60" w:type="dxa"/>
+              <w:bottom w:w="60" w:type="dxa"/>
+              <w:left w:w="80" w:type="dxa"/>
+              <w:right w:w="80" w:type="dxa"/>
             </w:tcMar>
           </w:tcPr>
           <w:p>
             <w:r>
               <w:rPr>
-                <w:rFonts w:ascii="Arial" w:hAnsi="Arial"/>
-                <w:color w:val="0F172A"/>
-                <w:sz w:val="19"/>
+                <w:sz w:val="17"/>
               </w:rPr>
               <w:t>Gate Monitoring Transit (/transit-monitoring)</w:t>
             </w:r>
@@ -94,21 +139,19 @@
         <w:tc>
           <w:tcPr>
             <w:tcW w:type="dxa" w:w="3168"/>
-            <w:shd w:fill="0D1B38"/>
+            <w:shd w:fill="F9FAFB"/>
             <w:tcMar>
-              <w:top w:w="120" w:type="dxa"/>
-              <w:bottom w:w="120" w:type="dxa"/>
-              <w:left w:w="150" w:type="dxa"/>
-              <w:right w:w="150" w:type="dxa"/>
+              <w:top w:w="60" w:type="dxa"/>
+              <w:bottom w:w="60" w:type="dxa"/>
+              <w:left w:w="80" w:type="dxa"/>
+              <w:right w:w="80" w:type="dxa"/>
             </w:tcMar>
           </w:tcPr>
           <w:p>
             <w:r>
               <w:rPr>
-                <w:rFonts w:ascii="Arial" w:hAnsi="Arial"/>
                 <w:b/>
-                <w:color w:val="FFFFFF"/>
-                <w:sz w:val="19"/>
+                <w:sz w:val="17"/>
               </w:rPr>
               <w:t>Kategori Menu</w:t>
             </w:r>
@@ -116,23 +159,21 @@
         </w:tc>
         <w:tc>
           <w:tcPr>
-            <w:tcW w:type="dxa" w:w="6480"/>
-            <w:shd w:fill="F8FAFC"/>
+            <w:tcW w:type="dxa" w:w="6624"/>
+            <w:shd w:fill="F9FAFB"/>
             <w:tcMar>
-              <w:top w:w="120" w:type="dxa"/>
-              <w:bottom w:w="120" w:type="dxa"/>
-              <w:left w:w="150" w:type="dxa"/>
-              <w:right w:w="150" w:type="dxa"/>
+              <w:top w:w="60" w:type="dxa"/>
+              <w:bottom w:w="60" w:type="dxa"/>
+              <w:left w:w="80" w:type="dxa"/>
+              <w:right w:w="80" w:type="dxa"/>
             </w:tcMar>
           </w:tcPr>
           <w:p>
             <w:r>
               <w:rPr>
-                <w:rFonts w:ascii="Arial" w:hAnsi="Arial"/>
-                <w:color w:val="0F172A"/>
-                <w:sz w:val="19"/>
+                <w:sz w:val="17"/>
               </w:rPr>
-              <w:t>LOGISTICS</w:t>
+              <w:t>LOGISTICS / GATE OPERATIONS</w:t>
             </w:r>
           </w:p>
         </w:tc>
@@ -141,21 +182,19 @@
         <w:tc>
           <w:tcPr>
             <w:tcW w:type="dxa" w:w="3168"/>
-            <w:shd w:fill="0D1B38"/>
+            <w:shd w:fill="FFFFFF"/>
             <w:tcMar>
-              <w:top w:w="120" w:type="dxa"/>
-              <w:bottom w:w="120" w:type="dxa"/>
-              <w:left w:w="150" w:type="dxa"/>
-              <w:right w:w="150" w:type="dxa"/>
+              <w:top w:w="60" w:type="dxa"/>
+              <w:bottom w:w="60" w:type="dxa"/>
+              <w:left w:w="80" w:type="dxa"/>
+              <w:right w:w="80" w:type="dxa"/>
             </w:tcMar>
           </w:tcPr>
           <w:p>
             <w:r>
               <w:rPr>
-                <w:rFonts w:ascii="Arial" w:hAnsi="Arial"/>
                 <w:b/>
-                <w:color w:val="FFFFFF"/>
-                <w:sz w:val="19"/>
+                <w:sz w:val="17"/>
               </w:rPr>
               <w:t>Route URL</w:t>
             </w:r>
@@ -163,21 +202,19 @@
         </w:tc>
         <w:tc>
           <w:tcPr>
-            <w:tcW w:type="dxa" w:w="6480"/>
-            <w:shd w:fill="F8FAFC"/>
+            <w:tcW w:type="dxa" w:w="6624"/>
+            <w:shd w:fill="FFFFFF"/>
             <w:tcMar>
-              <w:top w:w="120" w:type="dxa"/>
-              <w:bottom w:w="120" w:type="dxa"/>
-              <w:left w:w="150" w:type="dxa"/>
-              <w:right w:w="150" w:type="dxa"/>
+              <w:top w:w="60" w:type="dxa"/>
+              <w:bottom w:w="60" w:type="dxa"/>
+              <w:left w:w="80" w:type="dxa"/>
+              <w:right w:w="80" w:type="dxa"/>
             </w:tcMar>
           </w:tcPr>
           <w:p>
             <w:r>
               <w:rPr>
-                <w:rFonts w:ascii="Arial" w:hAnsi="Arial"/>
-                <w:color w:val="0F172A"/>
-                <w:sz w:val="19"/>
+                <w:sz w:val="17"/>
               </w:rPr>
               <w:t>/transit-monitoring</w:t>
             </w:r>
@@ -188,21 +225,19 @@
         <w:tc>
           <w:tcPr>
             <w:tcW w:type="dxa" w:w="3168"/>
-            <w:shd w:fill="0D1B38"/>
+            <w:shd w:fill="F9FAFB"/>
             <w:tcMar>
-              <w:top w:w="120" w:type="dxa"/>
-              <w:bottom w:w="120" w:type="dxa"/>
-              <w:left w:w="150" w:type="dxa"/>
-              <w:right w:w="150" w:type="dxa"/>
+              <w:top w:w="60" w:type="dxa"/>
+              <w:bottom w:w="60" w:type="dxa"/>
+              <w:left w:w="80" w:type="dxa"/>
+              <w:right w:w="80" w:type="dxa"/>
             </w:tcMar>
           </w:tcPr>
           <w:p>
             <w:r>
               <w:rPr>
-                <w:rFonts w:ascii="Arial" w:hAnsi="Arial"/>
                 <w:b/>
-                <w:color w:val="FFFFFF"/>
-                <w:sz w:val="19"/>
+                <w:sz w:val="17"/>
               </w:rPr>
               <w:t>File Komponen React</w:t>
             </w:r>
@@ -210,21 +245,19 @@
         </w:tc>
         <w:tc>
           <w:tcPr>
-            <w:tcW w:type="dxa" w:w="6480"/>
-            <w:shd w:fill="F8FAFC"/>
+            <w:tcW w:type="dxa" w:w="6624"/>
+            <w:shd w:fill="F9FAFB"/>
             <w:tcMar>
-              <w:top w:w="120" w:type="dxa"/>
-              <w:bottom w:w="120" w:type="dxa"/>
-              <w:left w:w="150" w:type="dxa"/>
-              <w:right w:w="150" w:type="dxa"/>
+              <w:top w:w="60" w:type="dxa"/>
+              <w:bottom w:w="60" w:type="dxa"/>
+              <w:left w:w="80" w:type="dxa"/>
+              <w:right w:w="80" w:type="dxa"/>
             </w:tcMar>
           </w:tcPr>
           <w:p>
             <w:r>
               <w:rPr>
-                <w:rFonts w:ascii="Arial" w:hAnsi="Arial"/>
-                <w:color w:val="0F172A"/>
-                <w:sz w:val="19"/>
+                <w:sz w:val="17"/>
               </w:rPr>
               <w:t>src/pages/GateMonitoring.jsx</w:t>
             </w:r>
@@ -235,45 +268,41 @@
         <w:tc>
           <w:tcPr>
             <w:tcW w:type="dxa" w:w="3168"/>
-            <w:shd w:fill="0D1B38"/>
+            <w:shd w:fill="FFFFFF"/>
             <w:tcMar>
-              <w:top w:w="120" w:type="dxa"/>
-              <w:bottom w:w="120" w:type="dxa"/>
-              <w:left w:w="150" w:type="dxa"/>
-              <w:right w:w="150" w:type="dxa"/>
+              <w:top w:w="60" w:type="dxa"/>
+              <w:bottom w:w="60" w:type="dxa"/>
+              <w:left w:w="80" w:type="dxa"/>
+              <w:right w:w="80" w:type="dxa"/>
             </w:tcMar>
           </w:tcPr>
           <w:p>
             <w:r>
               <w:rPr>
-                <w:rFonts w:ascii="Arial" w:hAnsi="Arial"/>
                 <w:b/>
-                <w:color w:val="FFFFFF"/>
-                <w:sz w:val="19"/>
+                <w:sz w:val="17"/>
               </w:rPr>
-              <w:t>Backend API Endpoint</w:t>
+              <w:t>Backend API Endpoints</w:t>
             </w:r>
           </w:p>
         </w:tc>
         <w:tc>
           <w:tcPr>
-            <w:tcW w:type="dxa" w:w="6480"/>
-            <w:shd w:fill="F8FAFC"/>
+            <w:tcW w:type="dxa" w:w="6624"/>
+            <w:shd w:fill="FFFFFF"/>
             <w:tcMar>
-              <w:top w:w="120" w:type="dxa"/>
-              <w:bottom w:w="120" w:type="dxa"/>
-              <w:left w:w="150" w:type="dxa"/>
-              <w:right w:w="150" w:type="dxa"/>
+              <w:top w:w="60" w:type="dxa"/>
+              <w:bottom w:w="60" w:type="dxa"/>
+              <w:left w:w="80" w:type="dxa"/>
+              <w:right w:w="80" w:type="dxa"/>
             </w:tcMar>
           </w:tcPr>
           <w:p>
             <w:r>
               <w:rPr>
-                <w:rFonts w:ascii="Arial" w:hAnsi="Arial"/>
-                <w:color w:val="0F172A"/>
-                <w:sz w:val="19"/>
+                <w:sz w:val="17"/>
               </w:rPr>
-              <w:t>GET /api/gate/status, POST /api/gate/scan-in, POST /api/gate/scan-out</w:t>
+              <w:t>GET /api/gate/pipeline, POST /api/gate/create-manifest, POST /api/gate/dispatch, POST /api/gate/receive-unload</w:t>
             </w:r>
           </w:p>
         </w:tc>
@@ -282,21 +311,19 @@
         <w:tc>
           <w:tcPr>
             <w:tcW w:type="dxa" w:w="3168"/>
-            <w:shd w:fill="0D1B38"/>
+            <w:shd w:fill="F9FAFB"/>
             <w:tcMar>
-              <w:top w:w="120" w:type="dxa"/>
-              <w:bottom w:w="120" w:type="dxa"/>
-              <w:left w:w="150" w:type="dxa"/>
-              <w:right w:w="150" w:type="dxa"/>
+              <w:top w:w="60" w:type="dxa"/>
+              <w:bottom w:w="60" w:type="dxa"/>
+              <w:left w:w="80" w:type="dxa"/>
+              <w:right w:w="80" w:type="dxa"/>
             </w:tcMar>
           </w:tcPr>
           <w:p>
             <w:r>
               <w:rPr>
-                <w:rFonts w:ascii="Arial" w:hAnsi="Arial"/>
                 <w:b/>
-                <w:color w:val="FFFFFF"/>
-                <w:sz w:val="19"/>
+                <w:sz w:val="17"/>
               </w:rPr>
               <w:t>Koleksi MongoDB</w:t>
             </w:r>
@@ -304,23 +331,21 @@
         </w:tc>
         <w:tc>
           <w:tcPr>
-            <w:tcW w:type="dxa" w:w="6480"/>
-            <w:shd w:fill="F8FAFC"/>
+            <w:tcW w:type="dxa" w:w="6624"/>
+            <w:shd w:fill="F9FAFB"/>
             <w:tcMar>
-              <w:top w:w="120" w:type="dxa"/>
-              <w:bottom w:w="120" w:type="dxa"/>
-              <w:left w:w="150" w:type="dxa"/>
-              <w:right w:w="150" w:type="dxa"/>
+              <w:top w:w="60" w:type="dxa"/>
+              <w:bottom w:w="60" w:type="dxa"/>
+              <w:left w:w="80" w:type="dxa"/>
+              <w:right w:w="80" w:type="dxa"/>
             </w:tcMar>
           </w:tcPr>
           <w:p>
             <w:r>
               <w:rPr>
-                <w:rFonts w:ascii="Arial" w:hAnsi="Arial"/>
-                <w:color w:val="0F172A"/>
-                <w:sz w:val="19"/>
+                <w:sz w:val="17"/>
               </w:rPr>
-              <w:t>tracking_events, route_journeys, transaksi</w:t>
+              <w:t>transaksi, route_journeys, tracking_events, master_kantor</w:t>
             </w:r>
           </w:p>
         </w:tc>
@@ -329,21 +354,19 @@
         <w:tc>
           <w:tcPr>
             <w:tcW w:type="dxa" w:w="3168"/>
-            <w:shd w:fill="0D1B38"/>
+            <w:shd w:fill="FFFFFF"/>
             <w:tcMar>
-              <w:top w:w="120" w:type="dxa"/>
-              <w:bottom w:w="120" w:type="dxa"/>
-              <w:left w:w="150" w:type="dxa"/>
-              <w:right w:w="150" w:type="dxa"/>
+              <w:top w:w="60" w:type="dxa"/>
+              <w:bottom w:w="60" w:type="dxa"/>
+              <w:left w:w="80" w:type="dxa"/>
+              <w:right w:w="80" w:type="dxa"/>
             </w:tcMar>
           </w:tcPr>
           <w:p>
             <w:r>
               <w:rPr>
-                <w:rFonts w:ascii="Arial" w:hAnsi="Arial"/>
                 <w:b/>
-                <w:color w:val="FFFFFF"/>
-                <w:sz w:val="19"/>
+                <w:sz w:val="17"/>
               </w:rPr>
               <w:t>Hak Akses Role</w:t>
             </w:r>
@@ -351,175 +374,776 @@
         </w:tc>
         <w:tc>
           <w:tcPr>
-            <w:tcW w:type="dxa" w:w="6480"/>
-            <w:shd w:fill="F8FAFC"/>
+            <w:tcW w:type="dxa" w:w="6624"/>
+            <w:shd w:fill="FFFFFF"/>
             <w:tcMar>
-              <w:top w:w="120" w:type="dxa"/>
-              <w:bottom w:w="120" w:type="dxa"/>
-              <w:left w:w="150" w:type="dxa"/>
-              <w:right w:w="150" w:type="dxa"/>
+              <w:top w:w="60" w:type="dxa"/>
+              <w:bottom w:w="60" w:type="dxa"/>
+              <w:left w:w="80" w:type="dxa"/>
+              <w:right w:w="80" w:type="dxa"/>
             </w:tcMar>
           </w:tcPr>
           <w:p>
             <w:r>
               <w:rPr>
-                <w:rFonts w:ascii="Arial" w:hAnsi="Arial"/>
-                <w:color w:val="0F172A"/>
-                <w:sz w:val="19"/>
+                <w:sz w:val="17"/>
               </w:rPr>
-              <w:t>Operator &amp; Super Admin</w:t>
+              <w:t>Operator Gate, Dispatcher, &amp; Super Admin</w:t>
             </w:r>
           </w:p>
         </w:tc>
       </w:tr>
     </w:tbl>
+    <w:p/>
     <w:p>
       <w:pPr>
-        <w:spacing w:after="200"/>
-      </w:pPr>
-    </w:p>
-    <w:p>
-      <w:pPr>
-        <w:spacing w:before="280" w:after="120"/>
+        <w:pStyle w:val="Heading2"/>
       </w:pPr>
       <w:r>
         <w:rPr>
-          <w:rFonts w:ascii="Arial" w:hAnsi="Arial"/>
           <w:b/>
-          <w:color w:val="0284C7"/>
-          <w:sz w:val="26"/>
+          <w:color w:val="003366"/>
+          <w:sz w:val="23"/>
         </w:rPr>
         <w:t>1. Deskripsi &amp; Tujuan Utama Modul</w:t>
       </w:r>
     </w:p>
     <w:p>
-      <w:pPr>
-        <w:spacing w:after="80" w:line="276" w:lineRule="auto"/>
-      </w:pPr>
       <w:r>
         <w:rPr>
-          <w:rFonts w:ascii="Arial" w:hAnsi="Arial"/>
-          <w:color w:val="334155"/>
           <w:sz w:val="19"/>
         </w:rPr>
-        <w:t>Modul Gate Monitoring mengawasi arus masuk (Scan In / Inbound) dan arus keluar (Scan Out / Outbound) armada logistik serta kantong pos di Pintu Gerbang Terminal Hub SPP / KCU.</w:t>
+        <w:t>Modul Gate Monitoring mengawasi alur pipa perpindahan fisik kiriman paket (3-Stage Logistics Pipeline) dari loket penerimaan asal (KCU Cimahi) hingga gerbang pembongkaran di pusat pemrosesan pos (SPP Bandung 40000). Modul ini menangani pembuatan nomor manifest kantong pos, pemberangkatan armada angkutan feeder, serta pemindaian bongkar muatan di gerbang transit dengan penyegaran data real-time setiap 3.5 detik.</w:t>
       </w:r>
     </w:p>
     <w:p>
       <w:pPr>
-        <w:spacing w:before="280" w:after="120"/>
+        <w:pStyle w:val="Heading2"/>
       </w:pPr>
       <w:r>
         <w:rPr>
-          <w:rFonts w:ascii="Arial" w:hAnsi="Arial"/>
           <w:b/>
-          <w:color w:val="0284C7"/>
-          <w:sz w:val="26"/>
+          <w:color w:val="003366"/>
+          <w:sz w:val="23"/>
         </w:rPr>
-        <w:t>2. Fitur-Fitur Utama &amp; Komponen UI</w:t>
+        <w:t>2. Tata Letak Halaman (UI Layout &amp; Wireframe)</w:t>
+      </w:r>
+    </w:p>
+    <w:p>
+      <w:r>
+        <w:rPr>
+          <w:sz w:val="19"/>
+        </w:rPr>
+        <w:t>Struktur tata letak visual halaman Gate Monitoring dirancang dalam bentuk 3-Kolom Kanban Transit Pipeline:</w:t>
+      </w:r>
+    </w:p>
+    <w:p>
+      <w:r>
+        <w:rPr>
+          <w:b/>
+          <w:color w:val="004488"/>
+          <w:sz w:val="19"/>
+        </w:rPr>
+        <w:t>📐 Diagram Visual Tata Letak Halaman (Wireframe UI Layout):</w:t>
       </w:r>
     </w:p>
     <w:p>
       <w:pPr>
-        <w:spacing w:after="80" w:line="276" w:lineRule="auto" w:before="160"/>
+        <w:spacing w:before="40" w:after="80"/>
+        <w:ind w:left="144"/>
       </w:pPr>
       <w:r>
         <w:rPr>
-          <w:rFonts w:ascii="Arial" w:hAnsi="Arial"/>
+          <w:rFonts w:ascii="Consolas" w:hAnsi="Consolas"/>
+          <w:sz w:val="16"/>
+        </w:rPr>
+        <w:t>+---------------------------------------------------------------------------------------------------------+</w:t>
+        <w:br/>
+        <w:t>| [A] SESSION BANNER &amp; CONTROL BAR                                                                        |</w:t>
+        <w:br/>
+        <w:t>| - Session: Dispatch ID [TRP-20260824-008] | Armada [B 9910 PCX] | Driver [Ahmad] | Rute [Cimahi -&gt; SPP]  |</w:t>
+        <w:br/>
+        <w:t>| - Manifest Aktif: [MNF000001 - Draft] | Jam Berangkat: [08:30 WIB]                                      |</w:t>
+        <w:br/>
+        <w:t>| - Controls: Toggle Auto-Refresh (3.5s) | Last Sync Time | [🔄 Refresh Manual]                            |</w:t>
+        <w:br/>
+        <w:t>+---------------------------------------------------------------------------------------------------------+</w:t>
+        <w:br/>
+        <w:t>| [B] 3-STAGE TRANSIT PIPELINE KANBAN COLUMNS                                                             |</w:t>
+        <w:br/>
+        <w:t>| +-----------------------------+ +-----------------------------+ +-----------------------------+         |</w:t>
+        <w:br/>
+        <w:t>| | [B1] 1. MANIFEST CREATION   | | [B2] 2. LOADING &amp; TRANSIT   | | [B3] 3. GATE ARRIVAL &amp;      |         |</w:t>
+        <w:br/>
+        <w:t>| |      (DITERIMA DI CIMAHI)   | |      (IN MANIFEST)          | |      UNLOADING (SPP BANDUNG)|         |</w:t>
+        <w:br/>
+        <w:t>| | - Select All Checkbox [✓]   | | - Manifest Code: MNF000001  | | - Arrived Inbound Packages  |         |</w:t>
+        <w:br/>
+        <w:t>| | - Resi Items:               | | - Loaded Resi Items:        | | - Ready for Inbound Scan:   |         |</w:t>
+        <w:br/>
+        <w:t>| |   • P260820010001 (Q9 2.5kg)| |   • P260820010002 (PE 1.2kg)| |   • P260820010005 (PKH 4kg) |         |</w:t>
+        <w:br/>
+        <w:t>| |   • P260820010003 (PKH 5kg) | |   • P260820010004 (EC3 0.8k)| |   • P260820010006 (Q9 1.5kg)|         |</w:t>
+        <w:br/>
+        <w:t>| | --------------------------- | | --------------------------- | | --------------------------- |         |</w:t>
+        <w:br/>
+        <w:t>| | Tombol Aksi:                | | Tombol Aksi:                | | Tombol Aksi:                |         |</w:t>
+        <w:br/>
+        <w:t>| | [📝 Buat Manifest (X Resi)] | | [🚚 Kirim &amp; Berangkatkan]   | | [✅ Terima &amp; Selesai Bongkar]|        |</w:t>
+        <w:br/>
+        <w:t>| +-----------------------------+ +-----------------------------+ +-----------------------------+         |</w:t>
+        <w:br/>
+        <w:t>+---------------------------------------------------------------------------------------------------------+</w:t>
+      </w:r>
+    </w:p>
+    <w:p>
+      <w:r>
+        <w:rPr>
           <w:b/>
-          <w:color w:val="0D1B38"/>
-          <w:sz w:val="21"/>
+          <w:color w:val="CC3300"/>
+          <w:sz w:val="20"/>
         </w:rPr>
-        <w:t>Terminal Gate Radar &amp; Inbound/Outbound Stream</w:t>
+        <w:t>📋 Rincian &amp; Keterangan Setiap Kotak / Komponen Tata Letak:</w:t>
+      </w:r>
+    </w:p>
+    <w:tbl>
+      <w:tblPr>
+        <w:tblW w:type="auto" w:w="0"/>
+        <w:jc w:val="center"/>
+        <w:tblLook w:firstColumn="1" w:firstRow="1" w:lastColumn="0" w:lastRow="0" w:noHBand="0" w:noVBand="1" w:val="04A0"/>
+      </w:tblPr>
+      <w:tblGrid>
+        <w:gridCol w:w="1987"/>
+        <w:gridCol w:w="1987"/>
+        <w:gridCol w:w="1987"/>
+        <w:gridCol w:w="1987"/>
+        <w:gridCol w:w="1987"/>
+      </w:tblGrid>
+      <w:tr>
+        <w:tc>
+          <w:tcPr>
+            <w:tcW w:type="dxa" w:w="2016"/>
+            <w:shd w:fill="003366"/>
+            <w:tcMar>
+              <w:top w:w="60" w:type="dxa"/>
+              <w:bottom w:w="60" w:type="dxa"/>
+              <w:left w:w="80" w:type="dxa"/>
+              <w:right w:w="80" w:type="dxa"/>
+            </w:tcMar>
+          </w:tcPr>
+          <w:p>
+            <w:r>
+              <w:rPr>
+                <w:b/>
+                <w:color w:val="FFFFFF"/>
+                <w:sz w:val="16"/>
+              </w:rPr>
+              <w:t>Bagian / Kotak UI</w:t>
+            </w:r>
+          </w:p>
+        </w:tc>
+        <w:tc>
+          <w:tcPr>
+            <w:tcW w:type="dxa" w:w="1728"/>
+            <w:shd w:fill="003366"/>
+            <w:tcMar>
+              <w:top w:w="60" w:type="dxa"/>
+              <w:bottom w:w="60" w:type="dxa"/>
+              <w:left w:w="80" w:type="dxa"/>
+              <w:right w:w="80" w:type="dxa"/>
+            </w:tcMar>
+          </w:tcPr>
+          <w:p>
+            <w:r>
+              <w:rPr>
+                <w:b/>
+                <w:color w:val="FFFFFF"/>
+                <w:sz w:val="16"/>
+              </w:rPr>
+              <w:t>Tipe Visual &amp; Posisi</w:t>
+            </w:r>
+          </w:p>
+        </w:tc>
+        <w:tc>
+          <w:tcPr>
+            <w:tcW w:type="dxa" w:w="2304"/>
+            <w:shd w:fill="003366"/>
+            <w:tcMar>
+              <w:top w:w="60" w:type="dxa"/>
+              <w:bottom w:w="60" w:type="dxa"/>
+              <w:left w:w="80" w:type="dxa"/>
+              <w:right w:w="80" w:type="dxa"/>
+            </w:tcMar>
+          </w:tcPr>
+          <w:p>
+            <w:r>
+              <w:rPr>
+                <w:b/>
+                <w:color w:val="FFFFFF"/>
+                <w:sz w:val="16"/>
+              </w:rPr>
+              <w:t>Fungsi &amp; Kegunaan</w:t>
+            </w:r>
+          </w:p>
+        </w:tc>
+        <w:tc>
+          <w:tcPr>
+            <w:tcW w:type="dxa" w:w="2016"/>
+            <w:shd w:fill="003366"/>
+            <w:tcMar>
+              <w:top w:w="60" w:type="dxa"/>
+              <w:bottom w:w="60" w:type="dxa"/>
+              <w:left w:w="80" w:type="dxa"/>
+              <w:right w:w="80" w:type="dxa"/>
+            </w:tcMar>
+          </w:tcPr>
+          <w:p>
+            <w:r>
+              <w:rPr>
+                <w:b/>
+                <w:color w:val="FFFFFF"/>
+                <w:sz w:val="16"/>
+              </w:rPr>
+              <w:t>Sumber Data &amp; Kalkulasi</w:t>
+            </w:r>
+          </w:p>
+        </w:tc>
+        <w:tc>
+          <w:tcPr>
+            <w:tcW w:type="dxa" w:w="1728"/>
+            <w:shd w:fill="003366"/>
+            <w:tcMar>
+              <w:top w:w="60" w:type="dxa"/>
+              <w:bottom w:w="60" w:type="dxa"/>
+              <w:left w:w="80" w:type="dxa"/>
+              <w:right w:w="80" w:type="dxa"/>
+            </w:tcMar>
+          </w:tcPr>
+          <w:p>
+            <w:r>
+              <w:rPr>
+                <w:b/>
+                <w:color w:val="FFFFFF"/>
+                <w:sz w:val="16"/>
+              </w:rPr>
+              <w:t>Interaktivitas &amp; Aksi</w:t>
+            </w:r>
+          </w:p>
+        </w:tc>
+      </w:tr>
+      <w:tr>
+        <w:tc>
+          <w:tcPr>
+            <w:tcW w:type="dxa" w:w="2016"/>
+            <w:shd w:fill="FFFFFF"/>
+            <w:tcMar>
+              <w:top w:w="60" w:type="dxa"/>
+              <w:bottom w:w="60" w:type="dxa"/>
+              <w:left w:w="80" w:type="dxa"/>
+              <w:right w:w="80" w:type="dxa"/>
+            </w:tcMar>
+          </w:tcPr>
+          <w:p>
+            <w:r>
+              <w:rPr>
+                <w:b/>
+                <w:color w:val="003366"/>
+                <w:sz w:val="15"/>
+              </w:rPr>
+              <w:t>Kotak [A]: Session Banner &amp; Controls</w:t>
+            </w:r>
+          </w:p>
+        </w:tc>
+        <w:tc>
+          <w:tcPr>
+            <w:tcW w:type="dxa" w:w="1728"/>
+            <w:shd w:fill="FFFFFF"/>
+            <w:tcMar>
+              <w:top w:w="60" w:type="dxa"/>
+              <w:bottom w:w="60" w:type="dxa"/>
+              <w:left w:w="80" w:type="dxa"/>
+              <w:right w:w="80" w:type="dxa"/>
+            </w:tcMar>
+          </w:tcPr>
+          <w:p>
+            <w:r>
+              <w:rPr>
+                <w:sz w:val="15"/>
+              </w:rPr>
+              <w:t>Top Header Card</w:t>
+            </w:r>
+          </w:p>
+        </w:tc>
+        <w:tc>
+          <w:tcPr>
+            <w:tcW w:type="dxa" w:w="2304"/>
+            <w:shd w:fill="FFFFFF"/>
+            <w:tcMar>
+              <w:top w:w="60" w:type="dxa"/>
+              <w:bottom w:w="60" w:type="dxa"/>
+              <w:left w:w="80" w:type="dxa"/>
+              <w:right w:w="80" w:type="dxa"/>
+            </w:tcMar>
+          </w:tcPr>
+          <w:p>
+            <w:r>
+              <w:rPr>
+                <w:sz w:val="15"/>
+              </w:rPr>
+              <w:t>Menampilkan identitas sesi pengiriman aktif (Dispatch ID, nomor armada, driver, rute, jam keberangkatan, status manifest) serta kontrol auto-refresh polling 3.5 detik.</w:t>
+            </w:r>
+          </w:p>
+        </w:tc>
+        <w:tc>
+          <w:tcPr>
+            <w:tcW w:type="dxa" w:w="2016"/>
+            <w:shd w:fill="FFFFFF"/>
+            <w:tcMar>
+              <w:top w:w="60" w:type="dxa"/>
+              <w:bottom w:w="60" w:type="dxa"/>
+              <w:left w:w="80" w:type="dxa"/>
+              <w:right w:w="80" w:type="dxa"/>
+            </w:tcMar>
+          </w:tcPr>
+          <w:p>
+            <w:r>
+              <w:rPr>
+                <w:sz w:val="15"/>
+              </w:rPr>
+              <w:t>Object `sessionInfo` dari database</w:t>
+            </w:r>
+          </w:p>
+        </w:tc>
+        <w:tc>
+          <w:tcPr>
+            <w:tcW w:type="dxa" w:w="1728"/>
+            <w:shd w:fill="FFFFFF"/>
+            <w:tcMar>
+              <w:top w:w="60" w:type="dxa"/>
+              <w:bottom w:w="60" w:type="dxa"/>
+              <w:left w:w="80" w:type="dxa"/>
+              <w:right w:w="80" w:type="dxa"/>
+            </w:tcMar>
+          </w:tcPr>
+          <w:p>
+            <w:r>
+              <w:rPr>
+                <w:sz w:val="15"/>
+              </w:rPr>
+              <w:t>Toggle saklar auto-refresh, indikator waktu sinkronisasi terakhir, dan tombol refresh manual.</w:t>
+            </w:r>
+          </w:p>
+        </w:tc>
+      </w:tr>
+      <w:tr>
+        <w:tc>
+          <w:tcPr>
+            <w:tcW w:type="dxa" w:w="2016"/>
+            <w:shd w:fill="F9FAFB"/>
+            <w:tcMar>
+              <w:top w:w="60" w:type="dxa"/>
+              <w:bottom w:w="60" w:type="dxa"/>
+              <w:left w:w="80" w:type="dxa"/>
+              <w:right w:w="80" w:type="dxa"/>
+            </w:tcMar>
+          </w:tcPr>
+          <w:p>
+            <w:r>
+              <w:rPr>
+                <w:b/>
+                <w:color w:val="003366"/>
+                <w:sz w:val="15"/>
+              </w:rPr>
+              <w:t>Kotak [B1]: Stage 1 — Manifest Creation</w:t>
+            </w:r>
+          </w:p>
+        </w:tc>
+        <w:tc>
+          <w:tcPr>
+            <w:tcW w:type="dxa" w:w="1728"/>
+            <w:shd w:fill="F9FAFB"/>
+            <w:tcMar>
+              <w:top w:w="60" w:type="dxa"/>
+              <w:bottom w:w="60" w:type="dxa"/>
+              <w:left w:w="80" w:type="dxa"/>
+              <w:right w:w="80" w:type="dxa"/>
+            </w:tcMar>
+          </w:tcPr>
+          <w:p>
+            <w:r>
+              <w:rPr>
+                <w:sz w:val="15"/>
+              </w:rPr>
+              <w:t>Kolom Kanban Kiri</w:t>
+            </w:r>
+          </w:p>
+        </w:tc>
+        <w:tc>
+          <w:tcPr>
+            <w:tcW w:type="dxa" w:w="2304"/>
+            <w:shd w:fill="F9FAFB"/>
+            <w:tcMar>
+              <w:top w:w="60" w:type="dxa"/>
+              <w:bottom w:w="60" w:type="dxa"/>
+              <w:left w:w="80" w:type="dxa"/>
+              <w:right w:w="80" w:type="dxa"/>
+            </w:tcMar>
+          </w:tcPr>
+          <w:p>
+            <w:r>
+              <w:rPr>
+                <w:sz w:val="15"/>
+              </w:rPr>
+              <w:t>Menampilkan daftar paket yang baru diterima di loket Cimahi (`DITERIMA_DI_CIMAHI`) dan siap dimasukkan ke dalam manifest kantong pos.</w:t>
+            </w:r>
+          </w:p>
+        </w:tc>
+        <w:tc>
+          <w:tcPr>
+            <w:tcW w:type="dxa" w:w="2016"/>
+            <w:shd w:fill="F9FAFB"/>
+            <w:tcMar>
+              <w:top w:w="60" w:type="dxa"/>
+              <w:bottom w:w="60" w:type="dxa"/>
+              <w:left w:w="80" w:type="dxa"/>
+              <w:right w:w="80" w:type="dxa"/>
+            </w:tcMar>
+          </w:tcPr>
+          <w:p>
+            <w:r>
+              <w:rPr>
+                <w:sz w:val="15"/>
+              </w:rPr>
+              <w:t>Array `s1Items`</w:t>
+            </w:r>
+          </w:p>
+        </w:tc>
+        <w:tc>
+          <w:tcPr>
+            <w:tcW w:type="dxa" w:w="1728"/>
+            <w:shd w:fill="F9FAFB"/>
+            <w:tcMar>
+              <w:top w:w="60" w:type="dxa"/>
+              <w:bottom w:w="60" w:type="dxa"/>
+              <w:left w:w="80" w:type="dxa"/>
+              <w:right w:w="80" w:type="dxa"/>
+            </w:tcMar>
+          </w:tcPr>
+          <w:p>
+            <w:r>
+              <w:rPr>
+                <w:sz w:val="15"/>
+              </w:rPr>
+              <w:t>Checkbox pemilih resi massal (Select All), tombol '📝 Buat Manifest (X Resi Dipilih)' memindahkan paket terpilih ke Stage 2.</w:t>
+            </w:r>
+          </w:p>
+        </w:tc>
+      </w:tr>
+      <w:tr>
+        <w:tc>
+          <w:tcPr>
+            <w:tcW w:type="dxa" w:w="2016"/>
+            <w:shd w:fill="FFFFFF"/>
+            <w:tcMar>
+              <w:top w:w="60" w:type="dxa"/>
+              <w:bottom w:w="60" w:type="dxa"/>
+              <w:left w:w="80" w:type="dxa"/>
+              <w:right w:w="80" w:type="dxa"/>
+            </w:tcMar>
+          </w:tcPr>
+          <w:p>
+            <w:r>
+              <w:rPr>
+                <w:b/>
+                <w:color w:val="003366"/>
+                <w:sz w:val="15"/>
+              </w:rPr>
+              <w:t>Kotak [B2]: Stage 2 — Loading &amp; Transit</w:t>
+            </w:r>
+          </w:p>
+        </w:tc>
+        <w:tc>
+          <w:tcPr>
+            <w:tcW w:type="dxa" w:w="1728"/>
+            <w:shd w:fill="FFFFFF"/>
+            <w:tcMar>
+              <w:top w:w="60" w:type="dxa"/>
+              <w:bottom w:w="60" w:type="dxa"/>
+              <w:left w:w="80" w:type="dxa"/>
+              <w:right w:w="80" w:type="dxa"/>
+            </w:tcMar>
+          </w:tcPr>
+          <w:p>
+            <w:r>
+              <w:rPr>
+                <w:sz w:val="15"/>
+              </w:rPr>
+              <w:t>Kolom Kanban Tengah</w:t>
+            </w:r>
+          </w:p>
+        </w:tc>
+        <w:tc>
+          <w:tcPr>
+            <w:tcW w:type="dxa" w:w="2304"/>
+            <w:shd w:fill="FFFFFF"/>
+            <w:tcMar>
+              <w:top w:w="60" w:type="dxa"/>
+              <w:bottom w:w="60" w:type="dxa"/>
+              <w:left w:w="80" w:type="dxa"/>
+              <w:right w:w="80" w:type="dxa"/>
+            </w:tcMar>
+          </w:tcPr>
+          <w:p>
+            <w:r>
+              <w:rPr>
+                <w:sz w:val="15"/>
+              </w:rPr>
+              <w:t>Menampilkan paket yang telah disegel ke dalam nomor manifest (`IN_MANIFEST`) dan sedang dimuat di atas armada dalam perjalanan feeder.</w:t>
+            </w:r>
+          </w:p>
+        </w:tc>
+        <w:tc>
+          <w:tcPr>
+            <w:tcW w:type="dxa" w:w="2016"/>
+            <w:shd w:fill="FFFFFF"/>
+            <w:tcMar>
+              <w:top w:w="60" w:type="dxa"/>
+              <w:bottom w:w="60" w:type="dxa"/>
+              <w:left w:w="80" w:type="dxa"/>
+              <w:right w:w="80" w:type="dxa"/>
+            </w:tcMar>
+          </w:tcPr>
+          <w:p>
+            <w:r>
+              <w:rPr>
+                <w:sz w:val="15"/>
+              </w:rPr>
+              <w:t>Array `s2Items`</w:t>
+            </w:r>
+          </w:p>
+        </w:tc>
+        <w:tc>
+          <w:tcPr>
+            <w:tcW w:type="dxa" w:w="1728"/>
+            <w:shd w:fill="FFFFFF"/>
+            <w:tcMar>
+              <w:top w:w="60" w:type="dxa"/>
+              <w:bottom w:w="60" w:type="dxa"/>
+              <w:left w:w="80" w:type="dxa"/>
+              <w:right w:w="80" w:type="dxa"/>
+            </w:tcMar>
+          </w:tcPr>
+          <w:p>
+            <w:r>
+              <w:rPr>
+                <w:sz w:val="15"/>
+              </w:rPr>
+              <w:t>Kode manifest aktif (e.g. MNF000001), tombol '🚚 Kirim &amp; Berangkatkan Armada' mengupdate status dan memindahkan paket ke Stage 3.</w:t>
+            </w:r>
+          </w:p>
+        </w:tc>
+      </w:tr>
+      <w:tr>
+        <w:tc>
+          <w:tcPr>
+            <w:tcW w:type="dxa" w:w="2016"/>
+            <w:shd w:fill="F9FAFB"/>
+            <w:tcMar>
+              <w:top w:w="60" w:type="dxa"/>
+              <w:bottom w:w="60" w:type="dxa"/>
+              <w:left w:w="80" w:type="dxa"/>
+              <w:right w:w="80" w:type="dxa"/>
+            </w:tcMar>
+          </w:tcPr>
+          <w:p>
+            <w:r>
+              <w:rPr>
+                <w:b/>
+                <w:color w:val="003366"/>
+                <w:sz w:val="15"/>
+              </w:rPr>
+              <w:t>Kotak [B3]: Stage 3 — Gate Arrival &amp; Unload</w:t>
+            </w:r>
+          </w:p>
+        </w:tc>
+        <w:tc>
+          <w:tcPr>
+            <w:tcW w:type="dxa" w:w="1728"/>
+            <w:shd w:fill="F9FAFB"/>
+            <w:tcMar>
+              <w:top w:w="60" w:type="dxa"/>
+              <w:bottom w:w="60" w:type="dxa"/>
+              <w:left w:w="80" w:type="dxa"/>
+              <w:right w:w="80" w:type="dxa"/>
+            </w:tcMar>
+          </w:tcPr>
+          <w:p>
+            <w:r>
+              <w:rPr>
+                <w:sz w:val="15"/>
+              </w:rPr>
+              <w:t>Kolom Kanban Kanan</w:t>
+            </w:r>
+          </w:p>
+        </w:tc>
+        <w:tc>
+          <w:tcPr>
+            <w:tcW w:type="dxa" w:w="2304"/>
+            <w:shd w:fill="F9FAFB"/>
+            <w:tcMar>
+              <w:top w:w="60" w:type="dxa"/>
+              <w:bottom w:w="60" w:type="dxa"/>
+              <w:left w:w="80" w:type="dxa"/>
+              <w:right w:w="80" w:type="dxa"/>
+            </w:tcMar>
+          </w:tcPr>
+          <w:p>
+            <w:r>
+              <w:rPr>
+                <w:sz w:val="15"/>
+              </w:rPr>
+              <w:t>Menampilkan paket yang telah tiba di gerbang terminal SPP Bandung (`TRANSIT_SPP_BANDUNG` / `TIBA_DI_SPP_TUJUAN`) untuk dibongkar.</w:t>
+            </w:r>
+          </w:p>
+        </w:tc>
+        <w:tc>
+          <w:tcPr>
+            <w:tcW w:type="dxa" w:w="2016"/>
+            <w:shd w:fill="F9FAFB"/>
+            <w:tcMar>
+              <w:top w:w="60" w:type="dxa"/>
+              <w:bottom w:w="60" w:type="dxa"/>
+              <w:left w:w="80" w:type="dxa"/>
+              <w:right w:w="80" w:type="dxa"/>
+            </w:tcMar>
+          </w:tcPr>
+          <w:p>
+            <w:r>
+              <w:rPr>
+                <w:sz w:val="15"/>
+              </w:rPr>
+              <w:t>Array `s3Items`</w:t>
+            </w:r>
+          </w:p>
+        </w:tc>
+        <w:tc>
+          <w:tcPr>
+            <w:tcW w:type="dxa" w:w="1728"/>
+            <w:shd w:fill="F9FAFB"/>
+            <w:tcMar>
+              <w:top w:w="60" w:type="dxa"/>
+              <w:bottom w:w="60" w:type="dxa"/>
+              <w:left w:w="80" w:type="dxa"/>
+              <w:right w:w="80" w:type="dxa"/>
+            </w:tcMar>
+          </w:tcPr>
+          <w:p>
+            <w:r>
+              <w:rPr>
+                <w:sz w:val="15"/>
+              </w:rPr>
+              <w:t>Daftar paket inbound, tombol '✅ Terima &amp; Selesai Bongkar' memfinalisasi status serah terima di SPP.</w:t>
+            </w:r>
+          </w:p>
+        </w:tc>
+      </w:tr>
+    </w:tbl>
+    <w:p/>
+    <w:p>
+      <w:pPr>
+        <w:pStyle w:val="Heading2"/>
+      </w:pPr>
+      <w:r>
+        <w:rPr>
+          <w:b/>
+          <w:color w:val="003366"/>
+          <w:sz w:val="23"/>
+        </w:rPr>
+        <w:t>3. Aturan Bisnis &amp; Integritas Manifest</w:t>
       </w:r>
     </w:p>
     <w:p>
       <w:pPr>
-        <w:spacing w:after="80" w:line="276" w:lineRule="auto"/>
-        <w:ind w:left="360"/>
+        <w:pStyle w:val="ListBullet"/>
+      </w:pPr>
+      <w:r>
+        <w:rPr>
+          <w:sz w:val="18"/>
+        </w:rPr>
+        <w:t>Validasi Batch Manifest: Paket yang dimasukkan ke manifest harus memiliki status awal DITERIMA_DI_CIMAHI.</w:t>
+      </w:r>
+    </w:p>
+    <w:p>
+      <w:pPr>
+        <w:pStyle w:val="ListBullet"/>
+      </w:pPr>
+      <w:r>
+        <w:rPr>
+          <w:sz w:val="18"/>
+        </w:rPr>
+        <w:t>Pemberangkatan Tunggal: Manifest yang telah diberangkatkan terkunci otomatis dan memicu pencatatan event IN_TRANSIT di `tracking_events`.</w:t>
+      </w:r>
+    </w:p>
+    <w:p>
+      <w:pPr>
+        <w:pStyle w:val="Heading2"/>
       </w:pPr>
       <w:r>
         <w:rPr>
           <w:b/>
-          <w:color w:val="E8431F"/>
+          <w:color w:val="003366"/>
+          <w:sz w:val="23"/>
         </w:rPr>
-        <w:t xml:space="preserve">• </w:t>
-      </w:r>
-      <w:r>
-        <w:rPr>
-          <w:rFonts w:ascii="Arial" w:hAnsi="Arial"/>
-          <w:color w:val="334155"/>
-          <w:sz w:val="19"/>
-        </w:rPr>
-        <w:t>Board Status Pintu Gerbang (Gate 1, Gate 2, Gate 3 - INBOUND / OUTBOUND / IDLE)</w:t>
+        <w:t>4. Alur Penggunaan Operator (User Flow)</w:t>
       </w:r>
     </w:p>
     <w:p>
       <w:pPr>
-        <w:spacing w:after="80" w:line="276" w:lineRule="auto"/>
-        <w:ind w:left="360"/>
+        <w:pStyle w:val="ListBullet"/>
       </w:pPr>
       <w:r>
         <w:rPr>
-          <w:b/>
-          <w:color w:val="E8431F"/>
+          <w:sz w:val="18"/>
         </w:rPr>
-        <w:t xml:space="preserve">• </w:t>
-      </w:r>
-      <w:r>
-        <w:rPr>
-          <w:rFonts w:ascii="Arial" w:hAnsi="Arial"/>
-          <w:color w:val="334155"/>
-          <w:sz w:val="19"/>
-        </w:rPr>
-        <w:t>Stream Feed Antrean Kendaraan Tiba di Terminal Hub SPP</w:t>
+        <w:t>1. Petugas Loket Cimahi memilih paket-paket yang siap diberangkatkan di Kolom 1 dan mengklik 'Buat Manifest'.</w:t>
       </w:r>
     </w:p>
     <w:p>
       <w:pPr>
-        <w:spacing w:after="80" w:line="276" w:lineRule="auto"/>
-        <w:ind w:left="360"/>
+        <w:pStyle w:val="ListBullet"/>
       </w:pPr>
       <w:r>
         <w:rPr>
-          <w:b/>
-          <w:color w:val="E8431F"/>
+          <w:sz w:val="18"/>
         </w:rPr>
-        <w:t xml:space="preserve">• </w:t>
-      </w:r>
-      <w:r>
-        <w:rPr>
-          <w:rFonts w:ascii="Arial" w:hAnsi="Arial"/>
-          <w:color w:val="334155"/>
-          <w:sz w:val="19"/>
-        </w:rPr>
-        <w:t>Form Quick Scan Barcode Kantong Pos / Resi</w:t>
+        <w:t>2. Petugas Dispatcher memeriksa muatan armada di Kolom 2 dan mengklik 'Kirim &amp; Berangkatkan Armada'.</w:t>
       </w:r>
     </w:p>
     <w:p>
       <w:pPr>
-        <w:spacing w:after="80" w:line="276" w:lineRule="auto"/>
-        <w:ind w:left="360"/>
+        <w:pStyle w:val="ListBullet"/>
       </w:pPr>
       <w:r>
         <w:rPr>
-          <w:b/>
-          <w:color w:val="E8431F"/>
+          <w:sz w:val="18"/>
         </w:rPr>
-        <w:t xml:space="preserve">• </w:t>
+        <w:t>3. Petugas Gate SPP Bandung menerima kedatangan armada di Kolom 3 dan mengklik 'Terima &amp; Selesai Bongkar'.</w:t>
       </w:r>
+    </w:p>
+    <w:p>
+      <w:pPr>
+        <w:pStyle w:val="ListBullet"/>
+      </w:pPr>
       <w:r>
         <w:rPr>
-          <w:rFonts w:ascii="Arial" w:hAnsi="Arial"/>
-          <w:color w:val="334155"/>
-          <w:sz w:val="19"/>
+          <w:sz w:val="18"/>
         </w:rPr>
-        <w:t>Log Verifikasi Jumlah Kantong Dibongkar vs Jumlah Manifest</w:t>
+        <w:t>4. Sistem secara otomatis memperbarui status seluruh resi di database dan menampilkan notifikasi sukses.</w:t>
       </w:r>
     </w:p>
     <w:sectPr>
       <w:pgSz w:w="12240" w:h="15840"/>
-      <w:pgMar w:top="1152" w:right="1296" w:bottom="1152" w:left="1296" w:header="720" w:footer="720" w:gutter="0"/>
+      <w:pgMar w:top="1152" w:right="1152" w:bottom="1152" w:left="1152" w:header="720" w:footer="720" w:gutter="0"/>
       <w:cols w:space="720"/>
       <w:docGrid w:linePitch="360"/>
     </w:sectPr>
@@ -890,6 +1514,11 @@
     <w:name w:val="Normal"/>
     <w:qFormat/>
     <w:rsid w:val="00FC693F"/>
+    <w:rPr>
+      <w:rFonts w:ascii="Calibri" w:hAnsi="Calibri"/>
+      <w:color w:val="222222"/>
+      <w:sz w:val="20"/>
+    </w:rPr>
   </w:style>
   <w:style w:type="paragraph" w:styleId="Header">
     <w:name w:val="header"/>
